--- a/wzory-drukow/Dostosowanie-wymagan-edukacyjnych-wzor-proponowany.docx
+++ b/wzory-drukow/Dostosowanie-wymagan-edukacyjnych-wzor-proponowany.docx
@@ -69,7 +69,7 @@
                 <w:sz w:val="20"/>
                 <w:szCs w:val="20"/>
               </w:rPr>
-              <w:t xml:space="preserve">UWAGA: Przepisy oświatowe (m.in. ustawa Prawo oświatowe oraz rozporządzenia wykonawcze Ministra Edukacji dotyczące pomocy psychologiczno-pedagogicznej i oceniania) nie narzucają jednego obowiązkowego wzoru tego dokumentu - określają obowiązek dostosowania wymagań, a formę dokumentu ustala szkoła.</w:t>
+              <w:t xml:space="preserve">UWAGA: Obowiązek dostosowania wymagań edukacyjnych do indywidualnych potrzeb rozwojowych i edukacyjnych oraz możliwości psychofizycznych ucznia wynika z art. 44c ust. 2 ustawy o systemie oświaty (tekst jedn. Dz.U. z 2025 r. poz. 881 ze zm.), a przypadki, w których dostosowanie jest obowiązkowe, wymienia § 2 rozporządzenia Ministra Edukacji Narodowej z dnia 22 lutego 2019 r. w sprawie oceniania, klasyfikowania i promowania uczniów i słuchaczy w szkołach publicznych (tekst jedn. Dz.U. z 2023 r. poz. 2572 ze zm.): orzeczenie o potrzebie kształcenia specjalnego, orzeczenie o potrzebie indywidualnego nauczania, opinia poradni, objęcie pomocą psychologiczno-pedagogiczną w szkole oraz opinia lekarza dotycząca zajęć wychowania fizycznego. Przepisy nie narzucają wzoru tego dokumentu - formę ustala szkoła.</w:t>
             </w:r>
           </w:p>
           <w:p>
